--- a/report/report.docx
+++ b/report/report.docx
@@ -2222,7 +2222,7 @@
         <w:pStyle w:val="FirstParagraph"/>
       </w:pPr>
       <w:r>
-        <w:t xml:space="preserve">앱의 Comparison 탭에서 개인 궤적과 비교하는 4개 페르소나(과압마모형·당과다형·저위생형·균형형)는 임의로 나눈 것이 아니라, k=2~6에 대한 실루엣 점수 비교로 뒷받침된다. k=3(0.269)은 오히려 k=2(0.276)보다 낮았고 k=4(0.283)부터 다시 높아지는 경향을 보여, k=4를 최종 채택했다 — 이 결정 덕분에 세 위험 지표가 모두 평균 이하인</w:t>
+        <w:t xml:space="preserve">앱의 Compare 탭에서 개인 궤적과 비교하는 4개 페르소나(과압마모형·당과다형·저위생형·균형형)는 임의로 나눈 것이 아니라, k=2~6에 대한 실루엣 점수 비교로 뒷받침된다. k=3(0.269)은 오히려 k=2(0.276)보다 낮았고 k=4(0.283)부터 다시 높아지는 경향을 보여, k=4를 최종 채택했다 — 이 결정 덕분에 세 위험 지표가 모두 평균 이하인</w:t>
       </w:r>
       <w:r>
         <w:t xml:space="preserve"> </w:t>
@@ -2405,7 +2405,7 @@
         <w:t xml:space="preserve">”</w:t>
       </w:r>
       <w:r>
-        <w:t xml:space="preserve">의 180일 데이터를 보여주는 스마트폰 프레임 모바일 앱으로 구현했다. Home / Trends / Calendar / Comparison 4개 탭으로 구성된다.</w:t>
+        <w:t xml:space="preserve">의 180일 데이터를 보여주는 스마트폰 프레임 모바일 앱으로 구현했다. Home / Insights / Calendar / Compare 4개 탭으로 구성된다.</w:t>
       </w:r>
     </w:p>
     <w:bookmarkStart w:id="44" w:name="home-오늘의-요약"/>
@@ -2481,13 +2481,13 @@
       </w:r>
     </w:p>
     <w:bookmarkEnd w:id="44"/>
-    <w:bookmarkStart w:id="51" w:name="trends-상세-분석-및-계산-과정"/>
+    <w:bookmarkStart w:id="51" w:name="insights-상세-분석-및-계산-과정"/>
     <w:p>
       <w:pPr>
         <w:pStyle w:val="Heading2"/>
       </w:pPr>
       <w:r>
-        <w:t xml:space="preserve">3.2 Trends — 상세 분석 및 계산 과정</w:t>
+        <w:t xml:space="preserve">3.2 Insights — 상세 분석 및 계산 과정</w:t>
       </w:r>
     </w:p>
     <w:p>
@@ -2510,7 +2510,22 @@
         <w:t xml:space="preserve">”</w:t>
       </w:r>
       <w:r>
-        <w:t xml:space="preserve">를 투명하게 보여준다.</w:t>
+        <w:t xml:space="preserve">를 투명하게 보여준다. 단순 추이(Trends)보다</w:t>
+      </w:r>
+      <w:r>
+        <w:t xml:space="preserve"> </w:t>
+      </w:r>
+      <w:r>
+        <w:t xml:space="preserve">“</w:t>
+      </w:r>
+      <w:r>
+        <w:t xml:space="preserve">오늘 데이터를 근거로 어떻게 이 점수가 산출됐는지</w:t>
+      </w:r>
+      <w:r>
+        <w:t xml:space="preserve">”</w:t>
+      </w:r>
+      <w:r>
+        <w:t xml:space="preserve">에 초점이 맞춰져 있어 탭 이름을 Insights로 정했다.</w:t>
       </w:r>
     </w:p>
     <w:p>
@@ -2522,7 +2537,7 @@
           <wp:inline>
             <wp:extent cx="5334000" cy="11534436"/>
             <wp:effectExtent b="0" l="0" r="0" t="0"/>
-            <wp:docPr descr="Trends 탭 — 상세 그래프" title="" id="46" name="Picture"/>
+            <wp:docPr descr="Insights 탭 — 상세 그래프" title="" id="46" name="Picture"/>
             <a:graphic>
               <a:graphicData uri="http://schemas.openxmlformats.org/drawingml/2006/picture">
                 <pic:pic>
@@ -2565,7 +2580,7 @@
         <w:pStyle w:val="ImageCaption"/>
       </w:pPr>
       <w:r>
-        <w:t xml:space="preserve">Trends 탭 — 상세 그래프</w:t>
+        <w:t xml:space="preserve">Insights 탭 — 상세 그래프</w:t>
       </w:r>
     </w:p>
     <w:p>
@@ -2577,7 +2592,7 @@
           <wp:inline>
             <wp:extent cx="5334000" cy="11534436"/>
             <wp:effectExtent b="0" l="0" r="0" t="0"/>
-            <wp:docPr descr="Trends 탭 — DOHI 계산 과정 및 참고문헌" title="" id="49" name="Picture"/>
+            <wp:docPr descr="Insights 탭 — DOHI 계산 과정 및 참고문헌" title="" id="49" name="Picture"/>
             <a:graphic>
               <a:graphicData uri="http://schemas.openxmlformats.org/drawingml/2006/picture">
                 <pic:pic>
@@ -2620,7 +2635,7 @@
         <w:pStyle w:val="ImageCaption"/>
       </w:pPr>
       <w:r>
-        <w:t xml:space="preserve">Trends 탭 — DOHI 계산 과정 및 참고문헌</w:t>
+        <w:t xml:space="preserve">Insights 탭 — DOHI 계산 과정 및 참고문헌</w:t>
       </w:r>
     </w:p>
     <w:bookmarkEnd w:id="51"/>
@@ -2697,13 +2712,13 @@
       </w:r>
     </w:p>
     <w:bookmarkEnd w:id="55"/>
-    <w:bookmarkStart w:id="59" w:name="comparison-코호트-비교-및-개입-시뮬레이션"/>
+    <w:bookmarkStart w:id="59" w:name="compare-코호트-비교-및-개입-시뮬레이션"/>
     <w:p>
       <w:pPr>
         <w:pStyle w:val="Heading2"/>
       </w:pPr>
       <w:r>
-        <w:t xml:space="preserve">3.4 Comparison — 코호트 비교 및 개입 시뮬레이션</w:t>
+        <w:t xml:space="preserve">3.4 Compare — 코호트 비교 및 개입 시뮬레이션</w:t>
       </w:r>
     </w:p>
     <w:p>
@@ -2723,7 +2738,7 @@
           <wp:inline>
             <wp:extent cx="5334000" cy="11534436"/>
             <wp:effectExtent b="0" l="0" r="0" t="0"/>
-            <wp:docPr descr="Comparison 탭" title="" id="57" name="Picture"/>
+            <wp:docPr descr="Compare 탭" title="" id="57" name="Picture"/>
             <a:graphic>
               <a:graphicData uri="http://schemas.openxmlformats.org/drawingml/2006/picture">
                 <pic:pic>
@@ -2766,7 +2781,7 @@
         <w:pStyle w:val="ImageCaption"/>
       </w:pPr>
       <w:r>
-        <w:t xml:space="preserve">Comparison 탭</w:t>
+        <w:t xml:space="preserve">Compare 탭</w:t>
       </w:r>
     </w:p>
     <w:bookmarkEnd w:id="59"/>
@@ -2813,7 +2828,7 @@
         <w:pStyle w:val="Compact"/>
       </w:pPr>
       <w:r>
-        <w:t xml:space="preserve">K-means 페르소나 분석은 통계적 근거(실루엣 점수)에 기반해 위험 유형 3종과 균형형 1종, 총 4개 유형으로 정리되었고, 이는 앱의 Comparison 탭에 그대로 반영되었다.</w:t>
+        <w:t xml:space="preserve">K-means 페르소나 분석은 통계적 근거(실루엣 점수)에 기반해 위험 유형 3종과 균형형 1종, 총 4개 유형으로 정리되었고, 이는 앱의 Compare 탭에 그대로 반영되었다.</w:t>
       </w:r>
     </w:p>
     <w:p>
